--- a/plantillas/documento_proyecto.docx
+++ b/plantillas/documento_proyecto.docx
@@ -32,7 +32,7 @@
           <w:sz w:val="20"/>
           <w:szCs w:val="20"/>
         </w:rPr>
-        <w:t xml:space="preserve">La ficha exprés, ampliada. Máximo dos páginas.</w:t>
+        <w:t xml:space="preserve">Un solo archivo que crece: en el bloque 3 es la ficha exprés y en el bloque 4 lo ampliáis. Máximo dos páginas.</w:t>
       </w:r>
     </w:p>
     <w:tbl>
@@ -48,8 +48,7 @@
         </w:tblBorders>
       </w:tblPr>
       <w:tblGrid>
-        <w:gridCol w:w="4819"/>
-        <w:gridCol w:w="4819"/>
+        <w:gridCol w:w="9638"/>
       </w:tblGrid>
       <w:tr>
         <w:trPr>
@@ -57,7 +56,7 @@
         </w:trPr>
         <w:tc>
           <w:tcPr>
-            <w:tcW w:type="dxa" w:w="4819"/>
+            <w:tcW w:type="dxa" w:w="9638"/>
             <w:tcBorders>
               <w:top w:val="single" w:color="BFC5C9" w:sz="4"/>
               <w:left w:val="single" w:color="BFC5C9" w:sz="4"/>
@@ -84,38 +83,6 @@
                 <w:szCs w:val="20"/>
               </w:rPr>
               <w:t xml:space="preserve">Pareja</w:t>
-            </w:r>
-          </w:p>
-        </w:tc>
-        <w:tc>
-          <w:tcPr>
-            <w:tcW w:type="dxa" w:w="4819"/>
-            <w:tcBorders>
-              <w:top w:val="single" w:color="BFC5C9" w:sz="4"/>
-              <w:left w:val="single" w:color="BFC5C9" w:sz="4"/>
-              <w:bottom w:val="single" w:color="BFC5C9" w:sz="4"/>
-              <w:right w:val="single" w:color="BFC5C9" w:sz="4"/>
-            </w:tcBorders>
-            <w:shd w:fill="1F2A30" w:color="auto" w:val="clear"/>
-            <w:tcMar>
-              <w:top w:type="dxa" w:w="80"/>
-              <w:left w:type="dxa" w:w="120"/>
-              <w:bottom w:type="dxa" w:w="80"/>
-              <w:right w:type="dxa" w:w="120"/>
-            </w:tcMar>
-            <w:vAlign w:val="center"/>
-          </w:tcPr>
-          <w:p>
-            <w:r>
-              <w:rPr>
-                <w:rFonts w:ascii="Calibri" w:cs="Calibri" w:eastAsia="Calibri" w:hAnsi="Calibri"/>
-                <w:b/>
-                <w:bCs/>
-                <w:color w:val="FFFFFF"/>
-                <w:sz w:val="20"/>
-                <w:szCs w:val="20"/>
-              </w:rPr>
-              <w:t xml:space="preserve">Caso</w:t>
             </w:r>
           </w:p>
         </w:tc>
@@ -126,7 +93,7 @@
         </w:trPr>
         <w:tc>
           <w:tcPr>
-            <w:tcW w:type="dxa" w:w="4819"/>
+            <w:tcW w:type="dxa" w:w="9638"/>
             <w:tcBorders>
               <w:top w:val="single" w:color="BFC5C9" w:sz="4"/>
               <w:left w:val="single" w:color="BFC5C9" w:sz="4"/>
@@ -152,42 +119,52 @@
                 <w:szCs w:val="20"/>
               </w:rPr>
               <w:t xml:space="preserve">Nombres</w:t>
-            </w:r>
-          </w:p>
-        </w:tc>
-        <w:tc>
-          <w:tcPr>
-            <w:tcW w:type="dxa" w:w="4819"/>
-            <w:tcBorders>
-              <w:top w:val="single" w:color="BFC5C9" w:sz="4"/>
-              <w:left w:val="single" w:color="BFC5C9" w:sz="4"/>
-              <w:bottom w:val="single" w:color="BFC5C9" w:sz="4"/>
-              <w:right w:val="single" w:color="BFC5C9" w:sz="4"/>
-            </w:tcBorders>
-            <w:shd w:fill="FDEFCC" w:color="auto" w:val="clear"/>
-            <w:tcMar>
-              <w:top w:type="dxa" w:w="80"/>
-              <w:left w:type="dxa" w:w="120"/>
-              <w:bottom w:type="dxa" w:w="80"/>
-              <w:right w:type="dxa" w:w="120"/>
-            </w:tcMar>
-          </w:tcPr>
-          <w:p>
-            <w:r>
-              <w:rPr>
-                <w:rFonts w:ascii="Calibri" w:cs="Calibri" w:eastAsia="Calibri" w:hAnsi="Calibri"/>
-                <w:i/>
-                <w:iCs/>
-                <w:color w:val="6B7780"/>
-                <w:sz w:val="20"/>
-                <w:szCs w:val="20"/>
-              </w:rPr>
-              <w:t xml:space="preserve">Caso elegido en el bloque 2</w:t>
             </w:r>
           </w:p>
         </w:tc>
       </w:tr>
     </w:tbl>
+    <w:p>
+      <w:pPr>
+        <w:spacing w:after="0" w:before="120"/>
+      </w:pPr>
+      <w:r>
+        <w:rPr>
+          <w:rFonts w:ascii="Calibri" w:cs="Calibri" w:eastAsia="Calibri" w:hAnsi="Calibri"/>
+          <w:b/>
+          <w:bCs/>
+          <w:sz w:val="20"/>
+          <w:szCs w:val="20"/>
+        </w:rPr>
+        <w:t xml:space="preserve">Bloque 3: </w:t>
+      </w:r>
+      <w:r>
+        <w:rPr>
+          <w:rFonts w:ascii="Calibri" w:cs="Calibri" w:eastAsia="Calibri" w:hAnsi="Calibri"/>
+          <w:sz w:val="20"/>
+          <w:szCs w:val="20"/>
+        </w:rPr>
+        <w:t xml:space="preserve">una o dos frases por apartado, del 1 al 6 (la ficha exprés). </w:t>
+      </w:r>
+      <w:r>
+        <w:rPr>
+          <w:rFonts w:ascii="Calibri" w:cs="Calibri" w:eastAsia="Calibri" w:hAnsi="Calibri"/>
+          <w:b/>
+          <w:bCs/>
+          <w:sz w:val="20"/>
+          <w:szCs w:val="20"/>
+        </w:rPr>
+        <w:t xml:space="preserve">Bloque 4: </w:t>
+      </w:r>
+      <w:r>
+        <w:rPr>
+          <w:rFonts w:ascii="Calibri" w:cs="Calibri" w:eastAsia="Calibri" w:hAnsi="Calibri"/>
+          <w:sz w:val="20"/>
+          <w:szCs w:val="20"/>
+        </w:rPr>
+        <w:t xml:space="preserve">ampliáis cada apartado y rellenáis lo marcado «bloque 4».</w:t>
+      </w:r>
+    </w:p>
     <w:p>
       <w:pPr>
         <w:keepNext/>
@@ -251,7 +228,7 @@
                 <w:sz w:val="20"/>
                 <w:szCs w:val="20"/>
               </w:rPr>
-              <w:t xml:space="preserve">El de la ficha exprés, o uno mejor.</w:t>
+              <w:t xml:space="preserve">Un nombre corto que diga qué es. Por ejemplo: Sistema de seguimiento de solicitudes.</w:t>
             </w:r>
           </w:p>
         </w:tc>
@@ -320,7 +297,7 @@
                 <w:sz w:val="20"/>
                 <w:szCs w:val="20"/>
               </w:rPr>
-              <w:t xml:space="preserve">Situación actual, a quién afecta y por qué importa.</w:t>
+              <w:t xml:space="preserve">Bloque 3: qué no funciona y a quién afecta. Bloque 4: añadid por qué importa.</w:t>
             </w:r>
           </w:p>
         </w:tc>
@@ -360,7 +337,7 @@
       </w:tblGrid>
       <w:tr>
         <w:trPr>
-          <w:trHeight w:val="1400" w:hRule="atLeast"/>
+          <w:trHeight w:val="1300" w:hRule="atLeast"/>
         </w:trPr>
         <w:tc>
           <w:tcPr>
@@ -389,7 +366,7 @@
                 <w:sz w:val="20"/>
                 <w:szCs w:val="20"/>
               </w:rPr>
-              <w:t xml:space="preserve">Paso a paso: quién hace qué, con qué herramienta y en qué momento. Qué parte hace la IA y qué revisa siempre una persona.</w:t>
+              <w:t xml:space="preserve">Bloque 3: qué proponéis y con qué herramientas. Bloque 4: paso a paso, quién hace qué y en qué momento; qué hace la IA y qué revisa siempre una persona.</w:t>
             </w:r>
           </w:p>
         </w:tc>
@@ -458,7 +435,7 @@
                 <w:sz w:val="20"/>
                 <w:szCs w:val="20"/>
               </w:rPr>
-              <w:t xml:space="preserve">Qué mejoraría y para quién.</w:t>
+              <w:t xml:space="preserve">Bloque 3: qué mejoraría, sin cifras inventadas. Bloque 4: para quién.</w:t>
             </w:r>
           </w:p>
         </w:tc>
@@ -518,7 +495,7 @@
                 <w:sz w:val="20"/>
                 <w:szCs w:val="20"/>
               </w:rPr>
-              <w:t xml:space="preserve">Indicador</w:t>
+              <w:t xml:space="preserve">Indicador (bloque 4)</w:t>
             </w:r>
           </w:p>
         </w:tc>
@@ -589,7 +566,7 @@
       </w:tr>
       <w:tr>
         <w:trPr>
-          <w:trHeight w:val="600" w:hRule="atLeast"/>
+          <w:trHeight w:val="550" w:hRule="atLeast"/>
         </w:trPr>
         <w:tc>
           <w:tcPr>
@@ -687,7 +664,7 @@
       </w:tr>
       <w:tr>
         <w:trPr>
-          <w:trHeight w:val="600" w:hRule="atLeast"/>
+          <w:trHeight w:val="550" w:hRule="atLeast"/>
         </w:trPr>
         <w:tc>
           <w:tcPr>
@@ -882,7 +859,7 @@
                 <w:sz w:val="20"/>
                 <w:szCs w:val="20"/>
               </w:rPr>
-              <w:t xml:space="preserve">Personas</w:t>
+              <w:t xml:space="preserve">Personas y formación</w:t>
             </w:r>
           </w:p>
         </w:tc>
@@ -914,14 +891,14 @@
                 <w:sz w:val="20"/>
                 <w:szCs w:val="20"/>
               </w:rPr>
-              <w:t xml:space="preserve">Coste</w:t>
+              <w:t xml:space="preserve">Coste (bloque 4)</w:t>
             </w:r>
           </w:p>
         </w:tc>
       </w:tr>
       <w:tr>
         <w:trPr>
-          <w:trHeight w:val="1000" w:hRule="atLeast"/>
+          <w:trHeight w:val="900" w:hRule="atLeast"/>
         </w:trPr>
         <w:tc>
           <w:tcPr>
@@ -1115,14 +1092,14 @@
                 <w:sz w:val="20"/>
                 <w:szCs w:val="20"/>
               </w:rPr>
-              <w:t xml:space="preserve">Medida preventiva</w:t>
+              <w:t xml:space="preserve">Medida preventiva (bloque 4)</w:t>
             </w:r>
           </w:p>
         </w:tc>
       </w:tr>
       <w:tr>
         <w:trPr>
-          <w:trHeight w:val="500" w:hRule="atLeast"/>
+          <w:trHeight w:val="450" w:hRule="atLeast"/>
         </w:trPr>
         <w:tc>
           <w:tcPr>
@@ -1151,7 +1128,7 @@
                 <w:sz w:val="20"/>
                 <w:szCs w:val="20"/>
               </w:rPr>
-              <w:t xml:space="preserve"/>
+              <w:t xml:space="preserve">Qué podría salir mal</w:t>
             </w:r>
           </w:p>
         </w:tc>
@@ -1189,7 +1166,7 @@
       </w:tr>
       <w:tr>
         <w:trPr>
-          <w:trHeight w:val="500" w:hRule="atLeast"/>
+          <w:trHeight w:val="450" w:hRule="atLeast"/>
         </w:trPr>
         <w:tc>
           <w:tcPr>
@@ -1256,7 +1233,7 @@
       </w:tr>
       <w:tr>
         <w:trPr>
-          <w:trHeight w:val="500" w:hRule="atLeast"/>
+          <w:trHeight w:val="450" w:hRule="atLeast"/>
         </w:trPr>
         <w:tc>
           <w:tcPr>
@@ -1336,7 +1313,7 @@
           <w:sz w:val="24"/>
           <w:szCs w:val="24"/>
         </w:rPr>
-        <w:t xml:space="preserve">7. Tres pasos para ponerla en práctica</w:t>
+        <w:t xml:space="preserve">7. Tres pasos para ponerla en práctica (bloque 4)</w:t>
       </w:r>
     </w:p>
     <w:tbl>
@@ -1492,7 +1469,7 @@
       </w:tr>
       <w:tr>
         <w:trPr>
-          <w:trHeight w:val="450" w:hRule="atLeast"/>
+          <w:trHeight w:val="420" w:hRule="atLeast"/>
         </w:trPr>
         <w:tc>
           <w:tcPr>
@@ -1619,7 +1596,7 @@
       </w:tr>
       <w:tr>
         <w:trPr>
-          <w:trHeight w:val="450" w:hRule="atLeast"/>
+          <w:trHeight w:val="420" w:hRule="atLeast"/>
         </w:trPr>
         <w:tc>
           <w:tcPr>
@@ -1746,7 +1723,7 @@
       </w:tr>
       <w:tr>
         <w:trPr>
-          <w:trHeight w:val="450" w:hRule="atLeast"/>
+          <w:trHeight w:val="420" w:hRule="atLeast"/>
         </w:trPr>
         <w:tc>
           <w:tcPr>
@@ -1890,7 +1867,7 @@
           <w:sz w:val="36"/>
           <w:szCs w:val="36"/>
         </w:rPr>
-        <w:t xml:space="preserve">Antes de entregar</w:t>
+        <w:t xml:space="preserve">Páginas de trabajo</w:t>
       </w:r>
     </w:p>
     <w:p>
@@ -1907,7 +1884,7 @@
           <w:sz w:val="20"/>
           <w:szCs w:val="20"/>
         </w:rPr>
-        <w:t xml:space="preserve">Esta página no forma parte del documento: sirve para revisarlo.</w:t>
+        <w:t xml:space="preserve">No forman parte del documento: sirven para hacerlo y revisarlo.</w:t>
       </w:r>
     </w:p>
     <w:p>
@@ -1924,7 +1901,541 @@
           <w:sz w:val="24"/>
           <w:szCs w:val="24"/>
         </w:rPr>
-        <w:t xml:space="preserve">Preguntas difíciles del intercambio</w:t>
+        <w:t xml:space="preserve">Bloque 3. La ficha exprés con la IA</w:t>
+      </w:r>
+    </w:p>
+    <w:p>
+      <w:pPr>
+        <w:spacing w:after="100"/>
+      </w:pPr>
+      <w:r>
+        <w:rPr>
+          <w:rFonts w:ascii="Calibri" w:cs="Calibri" w:eastAsia="Calibri" w:hAnsi="Calibri"/>
+          <w:sz w:val="22"/>
+          <w:szCs w:val="22"/>
+        </w:rPr>
+        <w:t xml:space="preserve">Pedid la ficha a la IA con este prompt, pegad su respuesta en los apartados 1 a 6 y corregid tres cosas.</w:t>
+      </w:r>
+    </w:p>
+    <w:tbl>
+      <w:tblPr>
+        <w:tblW w:type="dxa" w:w="9638"/>
+        <w:tblBorders>
+          <w:top w:val="single" w:color="auto" w:sz="4"/>
+          <w:left w:val="single" w:color="auto" w:sz="4"/>
+          <w:bottom w:val="single" w:color="auto" w:sz="4"/>
+          <w:right w:val="single" w:color="auto" w:sz="4"/>
+          <w:insideH w:val="single" w:color="auto" w:sz="4"/>
+          <w:insideV w:val="single" w:color="auto" w:sz="4"/>
+        </w:tblBorders>
+      </w:tblPr>
+      <w:tblGrid>
+        <w:gridCol w:w="9638"/>
+      </w:tblGrid>
+      <w:tr>
+        <w:tc>
+          <w:tcPr>
+            <w:tcW w:type="dxa" w:w="9638"/>
+            <w:tcBorders>
+              <w:top w:val="single" w:color="BFC5C9" w:sz="4"/>
+              <w:left w:val="single" w:color="0F7C70" w:sz="24"/>
+              <w:bottom w:val="single" w:color="BFC5C9" w:sz="4"/>
+              <w:right w:val="single" w:color="BFC5C9" w:sz="4"/>
+            </w:tcBorders>
+            <w:shd w:fill="D5ECE9" w:color="auto" w:val="clear"/>
+            <w:tcMar>
+              <w:top w:type="dxa" w:w="80"/>
+              <w:left w:type="dxa" w:w="120"/>
+              <w:bottom w:type="dxa" w:w="80"/>
+              <w:right w:type="dxa" w:w="120"/>
+            </w:tcMar>
+          </w:tcPr>
+          <w:p>
+            <w:pPr>
+              <w:spacing w:after="80"/>
+            </w:pPr>
+            <w:r>
+              <w:rPr>
+                <w:rFonts w:ascii="Calibri" w:cs="Calibri" w:eastAsia="Calibri" w:hAnsi="Calibri"/>
+                <w:b/>
+                <w:bCs/>
+                <w:color w:val="0F7C70"/>
+                <w:sz w:val="20"/>
+                <w:szCs w:val="20"/>
+              </w:rPr>
+              <w:t xml:space="preserve">Prompt para pedir la ficha a la IA</w:t>
+            </w:r>
+          </w:p>
+          <w:p>
+            <w:r>
+              <w:rPr>
+                <w:rFonts w:ascii="Consolas" w:cs="Consolas" w:eastAsia="Consolas" w:hAnsi="Consolas"/>
+                <w:sz w:val="18"/>
+                <w:szCs w:val="18"/>
+              </w:rPr>
+              <w:t xml:space="preserve">Redacta una ficha de una página con estos apartados: nombre de la</w:t>
+            </w:r>
+          </w:p>
+          <w:p>
+            <w:r>
+              <w:rPr>
+                <w:rFonts w:ascii="Consolas" w:cs="Consolas" w:eastAsia="Consolas" w:hAnsi="Consolas"/>
+                <w:sz w:val="18"/>
+                <w:szCs w:val="18"/>
+              </w:rPr>
+              <w:t xml:space="preserve">propuesta, problema, solución, beneficios esperados, recursos y riesgos.</w:t>
+            </w:r>
+          </w:p>
+          <w:p>
+            <w:r>
+              <w:rPr>
+                <w:rFonts w:ascii="Consolas" w:cs="Consolas" w:eastAsia="Consolas" w:hAnsi="Consolas"/>
+                <w:sz w:val="18"/>
+                <w:szCs w:val="18"/>
+              </w:rPr>
+              <w:t xml:space="preserve">La propuesta es: [describir la propuesta sin datos personales].</w:t>
+            </w:r>
+          </w:p>
+          <w:p>
+            <w:r>
+              <w:rPr>
+                <w:rFonts w:ascii="Consolas" w:cs="Consolas" w:eastAsia="Consolas" w:hAnsi="Consolas"/>
+                <w:sz w:val="18"/>
+                <w:szCs w:val="18"/>
+              </w:rPr>
+              <w:t xml:space="preserve">Usa frases cortas y no inventes cifras ni resultados.</w:t>
+            </w:r>
+          </w:p>
+        </w:tc>
+      </w:tr>
+    </w:tbl>
+    <w:p>
+      <w:pPr>
+        <w:spacing w:after="0"/>
+      </w:pPr>
+    </w:p>
+    <w:tbl>
+      <w:tblPr>
+        <w:tblW w:type="dxa" w:w="9638"/>
+        <w:tblBorders>
+          <w:top w:val="single" w:color="auto" w:sz="4"/>
+          <w:left w:val="single" w:color="auto" w:sz="4"/>
+          <w:bottom w:val="single" w:color="auto" w:sz="4"/>
+          <w:right w:val="single" w:color="auto" w:sz="4"/>
+          <w:insideH w:val="single" w:color="auto" w:sz="4"/>
+          <w:insideV w:val="single" w:color="auto" w:sz="4"/>
+        </w:tblBorders>
+      </w:tblPr>
+      <w:tblGrid>
+        <w:gridCol w:w="2200"/>
+        <w:gridCol w:w="3719"/>
+        <w:gridCol w:w="3719"/>
+      </w:tblGrid>
+      <w:tr>
+        <w:trPr>
+          <w:tblHeader/>
+        </w:trPr>
+        <w:tc>
+          <w:tcPr>
+            <w:tcW w:type="dxa" w:w="2200"/>
+            <w:tcBorders>
+              <w:top w:val="single" w:color="BFC5C9" w:sz="4"/>
+              <w:left w:val="single" w:color="BFC5C9" w:sz="4"/>
+              <w:bottom w:val="single" w:color="BFC5C9" w:sz="4"/>
+              <w:right w:val="single" w:color="BFC5C9" w:sz="4"/>
+            </w:tcBorders>
+            <w:shd w:fill="1F2A30" w:color="auto" w:val="clear"/>
+            <w:tcMar>
+              <w:top w:type="dxa" w:w="80"/>
+              <w:left w:type="dxa" w:w="120"/>
+              <w:bottom w:type="dxa" w:w="80"/>
+              <w:right w:type="dxa" w:w="120"/>
+            </w:tcMar>
+            <w:vAlign w:val="center"/>
+          </w:tcPr>
+          <w:p>
+            <w:r>
+              <w:rPr>
+                <w:rFonts w:ascii="Calibri" w:cs="Calibri" w:eastAsia="Calibri" w:hAnsi="Calibri"/>
+                <w:b/>
+                <w:bCs/>
+                <w:color w:val="FFFFFF"/>
+                <w:sz w:val="20"/>
+                <w:szCs w:val="20"/>
+              </w:rPr>
+              <w:t xml:space="preserve">Tres cosas que cambiamos</w:t>
+            </w:r>
+          </w:p>
+        </w:tc>
+        <w:tc>
+          <w:tcPr>
+            <w:tcW w:type="dxa" w:w="3719"/>
+            <w:tcBorders>
+              <w:top w:val="single" w:color="BFC5C9" w:sz="4"/>
+              <w:left w:val="single" w:color="BFC5C9" w:sz="4"/>
+              <w:bottom w:val="single" w:color="BFC5C9" w:sz="4"/>
+              <w:right w:val="single" w:color="BFC5C9" w:sz="4"/>
+            </w:tcBorders>
+            <w:shd w:fill="1F2A30" w:color="auto" w:val="clear"/>
+            <w:tcMar>
+              <w:top w:type="dxa" w:w="80"/>
+              <w:left w:type="dxa" w:w="120"/>
+              <w:bottom w:type="dxa" w:w="80"/>
+              <w:right w:type="dxa" w:w="120"/>
+            </w:tcMar>
+            <w:vAlign w:val="center"/>
+          </w:tcPr>
+          <w:p>
+            <w:r>
+              <w:rPr>
+                <w:rFonts w:ascii="Calibri" w:cs="Calibri" w:eastAsia="Calibri" w:hAnsi="Calibri"/>
+                <w:b/>
+                <w:bCs/>
+                <w:color w:val="FFFFFF"/>
+                <w:sz w:val="20"/>
+                <w:szCs w:val="20"/>
+              </w:rPr>
+              <w:t xml:space="preserve">Qué hemos encontrado</w:t>
+            </w:r>
+          </w:p>
+        </w:tc>
+        <w:tc>
+          <w:tcPr>
+            <w:tcW w:type="dxa" w:w="3719"/>
+            <w:tcBorders>
+              <w:top w:val="single" w:color="BFC5C9" w:sz="4"/>
+              <w:left w:val="single" w:color="BFC5C9" w:sz="4"/>
+              <w:bottom w:val="single" w:color="BFC5C9" w:sz="4"/>
+              <w:right w:val="single" w:color="BFC5C9" w:sz="4"/>
+            </w:tcBorders>
+            <w:shd w:fill="1F2A30" w:color="auto" w:val="clear"/>
+            <w:tcMar>
+              <w:top w:type="dxa" w:w="80"/>
+              <w:left w:type="dxa" w:w="120"/>
+              <w:bottom w:type="dxa" w:w="80"/>
+              <w:right w:type="dxa" w:w="120"/>
+            </w:tcMar>
+            <w:vAlign w:val="center"/>
+          </w:tcPr>
+          <w:p>
+            <w:r>
+              <w:rPr>
+                <w:rFonts w:ascii="Calibri" w:cs="Calibri" w:eastAsia="Calibri" w:hAnsi="Calibri"/>
+                <w:b/>
+                <w:bCs/>
+                <w:color w:val="FFFFFF"/>
+                <w:sz w:val="20"/>
+                <w:szCs w:val="20"/>
+              </w:rPr>
+              <w:t xml:space="preserve">Cómo lo hemos corregido</w:t>
+            </w:r>
+          </w:p>
+        </w:tc>
+      </w:tr>
+      <w:tr>
+        <w:trPr>
+          <w:trHeight w:val="560" w:hRule="atLeast"/>
+        </w:trPr>
+        <w:tc>
+          <w:tcPr>
+            <w:tcW w:type="dxa" w:w="2200"/>
+            <w:tcBorders>
+              <w:top w:val="single" w:color="BFC5C9" w:sz="4"/>
+              <w:left w:val="single" w:color="BFC5C9" w:sz="4"/>
+              <w:bottom w:val="single" w:color="BFC5C9" w:sz="4"/>
+              <w:right w:val="single" w:color="BFC5C9" w:sz="4"/>
+            </w:tcBorders>
+            <w:tcMar>
+              <w:top w:type="dxa" w:w="80"/>
+              <w:left w:type="dxa" w:w="120"/>
+              <w:bottom w:type="dxa" w:w="80"/>
+              <w:right w:type="dxa" w:w="120"/>
+            </w:tcMar>
+          </w:tcPr>
+          <w:p>
+            <w:r>
+              <w:rPr>
+                <w:rFonts w:ascii="Calibri" w:cs="Calibri" w:eastAsia="Calibri" w:hAnsi="Calibri"/>
+                <w:b/>
+                <w:bCs/>
+                <w:sz w:val="20"/>
+                <w:szCs w:val="20"/>
+              </w:rPr>
+              <w:t xml:space="preserve">Algo que sobra</w:t>
+            </w:r>
+          </w:p>
+        </w:tc>
+        <w:tc>
+          <w:tcPr>
+            <w:tcW w:type="dxa" w:w="3719"/>
+            <w:tcBorders>
+              <w:top w:val="single" w:color="BFC5C9" w:sz="4"/>
+              <w:left w:val="single" w:color="BFC5C9" w:sz="4"/>
+              <w:bottom w:val="single" w:color="BFC5C9" w:sz="4"/>
+              <w:right w:val="single" w:color="BFC5C9" w:sz="4"/>
+            </w:tcBorders>
+            <w:shd w:fill="FDEFCC" w:color="auto" w:val="clear"/>
+            <w:tcMar>
+              <w:top w:type="dxa" w:w="80"/>
+              <w:left w:type="dxa" w:w="120"/>
+              <w:bottom w:type="dxa" w:w="80"/>
+              <w:right w:type="dxa" w:w="120"/>
+            </w:tcMar>
+          </w:tcPr>
+          <w:p>
+            <w:r>
+              <w:rPr>
+                <w:rFonts w:ascii="Calibri" w:cs="Calibri" w:eastAsia="Calibri" w:hAnsi="Calibri"/>
+                <w:i/>
+                <w:iCs/>
+                <w:color w:val="6B7780"/>
+                <w:sz w:val="20"/>
+                <w:szCs w:val="20"/>
+              </w:rPr>
+              <w:t xml:space="preserve"/>
+            </w:r>
+          </w:p>
+        </w:tc>
+        <w:tc>
+          <w:tcPr>
+            <w:tcW w:type="dxa" w:w="3719"/>
+            <w:tcBorders>
+              <w:top w:val="single" w:color="BFC5C9" w:sz="4"/>
+              <w:left w:val="single" w:color="BFC5C9" w:sz="4"/>
+              <w:bottom w:val="single" w:color="BFC5C9" w:sz="4"/>
+              <w:right w:val="single" w:color="BFC5C9" w:sz="4"/>
+            </w:tcBorders>
+            <w:shd w:fill="FDEFCC" w:color="auto" w:val="clear"/>
+            <w:tcMar>
+              <w:top w:type="dxa" w:w="80"/>
+              <w:left w:type="dxa" w:w="120"/>
+              <w:bottom w:type="dxa" w:w="80"/>
+              <w:right w:type="dxa" w:w="120"/>
+            </w:tcMar>
+          </w:tcPr>
+          <w:p>
+            <w:r>
+              <w:rPr>
+                <w:rFonts w:ascii="Calibri" w:cs="Calibri" w:eastAsia="Calibri" w:hAnsi="Calibri"/>
+                <w:i/>
+                <w:iCs/>
+                <w:color w:val="6B7780"/>
+                <w:sz w:val="20"/>
+                <w:szCs w:val="20"/>
+              </w:rPr>
+              <w:t xml:space="preserve"/>
+            </w:r>
+          </w:p>
+        </w:tc>
+      </w:tr>
+      <w:tr>
+        <w:trPr>
+          <w:trHeight w:val="560" w:hRule="atLeast"/>
+        </w:trPr>
+        <w:tc>
+          <w:tcPr>
+            <w:tcW w:type="dxa" w:w="2200"/>
+            <w:tcBorders>
+              <w:top w:val="single" w:color="BFC5C9" w:sz="4"/>
+              <w:left w:val="single" w:color="BFC5C9" w:sz="4"/>
+              <w:bottom w:val="single" w:color="BFC5C9" w:sz="4"/>
+              <w:right w:val="single" w:color="BFC5C9" w:sz="4"/>
+            </w:tcBorders>
+            <w:tcMar>
+              <w:top w:type="dxa" w:w="80"/>
+              <w:left w:type="dxa" w:w="120"/>
+              <w:bottom w:type="dxa" w:w="80"/>
+              <w:right w:type="dxa" w:w="120"/>
+            </w:tcMar>
+          </w:tcPr>
+          <w:p>
+            <w:r>
+              <w:rPr>
+                <w:rFonts w:ascii="Calibri" w:cs="Calibri" w:eastAsia="Calibri" w:hAnsi="Calibri"/>
+                <w:b/>
+                <w:bCs/>
+                <w:sz w:val="20"/>
+                <w:szCs w:val="20"/>
+              </w:rPr>
+              <w:t xml:space="preserve">Algo que falta</w:t>
+            </w:r>
+          </w:p>
+        </w:tc>
+        <w:tc>
+          <w:tcPr>
+            <w:tcW w:type="dxa" w:w="3719"/>
+            <w:tcBorders>
+              <w:top w:val="single" w:color="BFC5C9" w:sz="4"/>
+              <w:left w:val="single" w:color="BFC5C9" w:sz="4"/>
+              <w:bottom w:val="single" w:color="BFC5C9" w:sz="4"/>
+              <w:right w:val="single" w:color="BFC5C9" w:sz="4"/>
+            </w:tcBorders>
+            <w:shd w:fill="FDEFCC" w:color="auto" w:val="clear"/>
+            <w:tcMar>
+              <w:top w:type="dxa" w:w="80"/>
+              <w:left w:type="dxa" w:w="120"/>
+              <w:bottom w:type="dxa" w:w="80"/>
+              <w:right w:type="dxa" w:w="120"/>
+            </w:tcMar>
+          </w:tcPr>
+          <w:p>
+            <w:r>
+              <w:rPr>
+                <w:rFonts w:ascii="Calibri" w:cs="Calibri" w:eastAsia="Calibri" w:hAnsi="Calibri"/>
+                <w:i/>
+                <w:iCs/>
+                <w:color w:val="6B7780"/>
+                <w:sz w:val="20"/>
+                <w:szCs w:val="20"/>
+              </w:rPr>
+              <w:t xml:space="preserve"/>
+            </w:r>
+          </w:p>
+        </w:tc>
+        <w:tc>
+          <w:tcPr>
+            <w:tcW w:type="dxa" w:w="3719"/>
+            <w:tcBorders>
+              <w:top w:val="single" w:color="BFC5C9" w:sz="4"/>
+              <w:left w:val="single" w:color="BFC5C9" w:sz="4"/>
+              <w:bottom w:val="single" w:color="BFC5C9" w:sz="4"/>
+              <w:right w:val="single" w:color="BFC5C9" w:sz="4"/>
+            </w:tcBorders>
+            <w:shd w:fill="FDEFCC" w:color="auto" w:val="clear"/>
+            <w:tcMar>
+              <w:top w:type="dxa" w:w="80"/>
+              <w:left w:type="dxa" w:w="120"/>
+              <w:bottom w:type="dxa" w:w="80"/>
+              <w:right w:type="dxa" w:w="120"/>
+            </w:tcMar>
+          </w:tcPr>
+          <w:p>
+            <w:r>
+              <w:rPr>
+                <w:rFonts w:ascii="Calibri" w:cs="Calibri" w:eastAsia="Calibri" w:hAnsi="Calibri"/>
+                <w:i/>
+                <w:iCs/>
+                <w:color w:val="6B7780"/>
+                <w:sz w:val="20"/>
+                <w:szCs w:val="20"/>
+              </w:rPr>
+              <w:t xml:space="preserve"/>
+            </w:r>
+          </w:p>
+        </w:tc>
+      </w:tr>
+      <w:tr>
+        <w:trPr>
+          <w:trHeight w:val="560" w:hRule="atLeast"/>
+        </w:trPr>
+        <w:tc>
+          <w:tcPr>
+            <w:tcW w:type="dxa" w:w="2200"/>
+            <w:tcBorders>
+              <w:top w:val="single" w:color="BFC5C9" w:sz="4"/>
+              <w:left w:val="single" w:color="BFC5C9" w:sz="4"/>
+              <w:bottom w:val="single" w:color="BFC5C9" w:sz="4"/>
+              <w:right w:val="single" w:color="BFC5C9" w:sz="4"/>
+            </w:tcBorders>
+            <w:tcMar>
+              <w:top w:type="dxa" w:w="80"/>
+              <w:left w:type="dxa" w:w="120"/>
+              <w:bottom w:type="dxa" w:w="80"/>
+              <w:right w:type="dxa" w:w="120"/>
+            </w:tcMar>
+          </w:tcPr>
+          <w:p>
+            <w:r>
+              <w:rPr>
+                <w:rFonts w:ascii="Calibri" w:cs="Calibri" w:eastAsia="Calibri" w:hAnsi="Calibri"/>
+                <w:b/>
+                <w:bCs/>
+                <w:sz w:val="20"/>
+                <w:szCs w:val="20"/>
+              </w:rPr>
+              <w:t xml:space="preserve">Algo que no es cierto o no está justificado</w:t>
+            </w:r>
+          </w:p>
+        </w:tc>
+        <w:tc>
+          <w:tcPr>
+            <w:tcW w:type="dxa" w:w="3719"/>
+            <w:tcBorders>
+              <w:top w:val="single" w:color="BFC5C9" w:sz="4"/>
+              <w:left w:val="single" w:color="BFC5C9" w:sz="4"/>
+              <w:bottom w:val="single" w:color="BFC5C9" w:sz="4"/>
+              <w:right w:val="single" w:color="BFC5C9" w:sz="4"/>
+            </w:tcBorders>
+            <w:shd w:fill="FDEFCC" w:color="auto" w:val="clear"/>
+            <w:tcMar>
+              <w:top w:type="dxa" w:w="80"/>
+              <w:left w:type="dxa" w:w="120"/>
+              <w:bottom w:type="dxa" w:w="80"/>
+              <w:right w:type="dxa" w:w="120"/>
+            </w:tcMar>
+          </w:tcPr>
+          <w:p>
+            <w:r>
+              <w:rPr>
+                <w:rFonts w:ascii="Calibri" w:cs="Calibri" w:eastAsia="Calibri" w:hAnsi="Calibri"/>
+                <w:i/>
+                <w:iCs/>
+                <w:color w:val="6B7780"/>
+                <w:sz w:val="20"/>
+                <w:szCs w:val="20"/>
+              </w:rPr>
+              <w:t xml:space="preserve"/>
+            </w:r>
+          </w:p>
+        </w:tc>
+        <w:tc>
+          <w:tcPr>
+            <w:tcW w:type="dxa" w:w="3719"/>
+            <w:tcBorders>
+              <w:top w:val="single" w:color="BFC5C9" w:sz="4"/>
+              <w:left w:val="single" w:color="BFC5C9" w:sz="4"/>
+              <w:bottom w:val="single" w:color="BFC5C9" w:sz="4"/>
+              <w:right w:val="single" w:color="BFC5C9" w:sz="4"/>
+            </w:tcBorders>
+            <w:shd w:fill="FDEFCC" w:color="auto" w:val="clear"/>
+            <w:tcMar>
+              <w:top w:type="dxa" w:w="80"/>
+              <w:left w:type="dxa" w:w="120"/>
+              <w:bottom w:type="dxa" w:w="80"/>
+              <w:right w:type="dxa" w:w="120"/>
+            </w:tcMar>
+          </w:tcPr>
+          <w:p>
+            <w:r>
+              <w:rPr>
+                <w:rFonts w:ascii="Calibri" w:cs="Calibri" w:eastAsia="Calibri" w:hAnsi="Calibri"/>
+                <w:i/>
+                <w:iCs/>
+                <w:color w:val="6B7780"/>
+                <w:sz w:val="20"/>
+                <w:szCs w:val="20"/>
+              </w:rPr>
+              <w:t xml:space="preserve"/>
+            </w:r>
+          </w:p>
+        </w:tc>
+      </w:tr>
+    </w:tbl>
+    <w:p>
+      <w:pPr>
+        <w:keepNext/>
+        <w:spacing w:after="80" w:before="200"/>
+      </w:pPr>
+      <w:r>
+        <w:rPr>
+          <w:rFonts w:ascii="Arial" w:cs="Arial" w:eastAsia="Arial" w:hAnsi="Arial"/>
+          <w:b/>
+          <w:bCs/>
+          <w:color w:val="1F2A30"/>
+          <w:sz w:val="24"/>
+          <w:szCs w:val="24"/>
+        </w:rPr>
+        <w:t xml:space="preserve">Bloque 4. Preguntas difíciles del intercambio</w:t>
       </w:r>
     </w:p>
     <w:tbl>
@@ -2014,7 +2525,7 @@
       </w:tr>
       <w:tr>
         <w:trPr>
-          <w:trHeight w:val="500" w:hRule="atLeast"/>
+          <w:trHeight w:val="380" w:hRule="atLeast"/>
         </w:trPr>
         <w:tc>
           <w:tcPr>
@@ -2043,7 +2554,7 @@
                 <w:sz w:val="20"/>
                 <w:szCs w:val="20"/>
               </w:rPr>
-              <w:t xml:space="preserve"/>
+              <w:t xml:space="preserve">Lo primero que tiene que resolver el documento</w:t>
             </w:r>
           </w:p>
         </w:tc>
@@ -2081,7 +2592,7 @@
       </w:tr>
       <w:tr>
         <w:trPr>
-          <w:trHeight w:val="500" w:hRule="atLeast"/>
+          <w:trHeight w:val="380" w:hRule="atLeast"/>
         </w:trPr>
         <w:tc>
           <w:tcPr>
@@ -2161,111 +2672,8 @@
           <w:sz w:val="24"/>
           <w:szCs w:val="24"/>
         </w:rPr>
-        <w:t xml:space="preserve">Comprobación</w:t>
-      </w:r>
-    </w:p>
-    <w:p>
-      <w:pPr>
-        <w:spacing w:after="80"/>
-        <w:ind w:left="360" w:hanging="360"/>
-      </w:pPr>
-      <w:r>
-        <w:rPr>
-          <w:rFonts w:ascii="Calibri" w:cs="Calibri" w:eastAsia="Calibri" w:hAnsi="Calibri"/>
-          <w:sz w:val="22"/>
-          <w:szCs w:val="22"/>
-        </w:rPr>
-        <w:t xml:space="preserve">☐	Hemos respondido a las preguntas que no supimos contestar en el intercambio.</w:t>
-      </w:r>
-    </w:p>
-    <w:p>
-      <w:pPr>
-        <w:spacing w:after="80"/>
-        <w:ind w:left="360" w:hanging="360"/>
-      </w:pPr>
-      <w:r>
-        <w:rPr>
-          <w:rFonts w:ascii="Calibri" w:cs="Calibri" w:eastAsia="Calibri" w:hAnsi="Calibri"/>
-          <w:sz w:val="22"/>
-          <w:szCs w:val="22"/>
-        </w:rPr>
-        <w:t xml:space="preserve">☐	Hemos revisado cada apartado: qué sobra, qué falta y qué no es cierto.</w:t>
-      </w:r>
-    </w:p>
-    <w:p>
-      <w:pPr>
-        <w:spacing w:after="80"/>
-        <w:ind w:left="360" w:hanging="360"/>
-      </w:pPr>
-      <w:r>
-        <w:rPr>
-          <w:rFonts w:ascii="Calibri" w:cs="Calibri" w:eastAsia="Calibri" w:hAnsi="Calibri"/>
-          <w:sz w:val="22"/>
-          <w:szCs w:val="22"/>
-        </w:rPr>
-        <w:t xml:space="preserve">☐	Los dos indicadores explican cómo se mide, no qué resultado se conseguirá.</w:t>
-      </w:r>
-    </w:p>
-    <w:p>
-      <w:pPr>
-        <w:spacing w:after="80"/>
-        <w:ind w:left="360" w:hanging="360"/>
-      </w:pPr>
-      <w:r>
-        <w:rPr>
-          <w:rFonts w:ascii="Calibri" w:cs="Calibri" w:eastAsia="Calibri" w:hAnsi="Calibri"/>
-          <w:sz w:val="22"/>
-          <w:szCs w:val="22"/>
-        </w:rPr>
-        <w:t xml:space="preserve">☐	Cada riesgo tiene su medida preventiva.</w:t>
-      </w:r>
-    </w:p>
-    <w:p>
-      <w:pPr>
-        <w:spacing w:after="80"/>
-        <w:ind w:left="360" w:hanging="360"/>
-      </w:pPr>
-      <w:r>
-        <w:rPr>
-          <w:rFonts w:ascii="Calibri" w:cs="Calibri" w:eastAsia="Calibri" w:hAnsi="Calibri"/>
-          <w:sz w:val="22"/>
-          <w:szCs w:val="22"/>
-        </w:rPr>
-        <w:t xml:space="preserve">☐	Está claro qué actividades requieren supervisión humana.</w:t>
-      </w:r>
-    </w:p>
-    <w:p>
-      <w:pPr>
-        <w:spacing w:after="80"/>
-        <w:ind w:left="360" w:hanging="360"/>
-      </w:pPr>
-      <w:r>
-        <w:rPr>
-          <w:rFonts w:ascii="Calibri" w:cs="Calibri" w:eastAsia="Calibri" w:hAnsi="Calibri"/>
-          <w:sz w:val="22"/>
-          <w:szCs w:val="22"/>
-        </w:rPr>
-        <w:t xml:space="preserve">☐	No hay datos personales ni confidenciales.</w:t>
-      </w:r>
-    </w:p>
-    <w:p>
-      <w:pPr>
-        <w:spacing w:after="80"/>
-        <w:ind w:left="360" w:hanging="360"/>
-      </w:pPr>
-      <w:r>
-        <w:rPr>
-          <w:rFonts w:ascii="Calibri" w:cs="Calibri" w:eastAsia="Calibri" w:hAnsi="Calibri"/>
-          <w:sz w:val="22"/>
-          <w:szCs w:val="22"/>
-        </w:rPr>
-        <w:t xml:space="preserve">☐	El documento ocupa como máximo dos páginas.</w:t>
-      </w:r>
-    </w:p>
-    <w:p>
-      <w:pPr>
-        <w:spacing w:after="0"/>
-      </w:pPr>
+        <w:t xml:space="preserve">Bloque 4. Indicadores</w:t>
+      </w:r>
     </w:p>
     <w:tbl>
       <w:tblPr>
@@ -2313,7 +2721,7 @@
                 <w:sz w:val="20"/>
                 <w:szCs w:val="20"/>
               </w:rPr>
-              <w:t xml:space="preserve">Prompt para pedir ideas de indicadores a la IA (después de pensar los vuestros)</w:t>
+              <w:t xml:space="preserve">Primero pensad los vuestros; después, si queréis, pedid ideas a la IA y elegid los dos mejores</w:t>
             </w:r>
           </w:p>
           <w:p>
@@ -2369,6 +2777,177 @@
         </w:tc>
       </w:tr>
     </w:tbl>
+    <w:p>
+      <w:pPr>
+        <w:keepNext/>
+        <w:spacing w:after="80" w:before="200"/>
+      </w:pPr>
+      <w:r>
+        <w:rPr>
+          <w:rFonts w:ascii="Arial" w:cs="Arial" w:eastAsia="Arial" w:hAnsi="Arial"/>
+          <w:b/>
+          <w:bCs/>
+          <w:color w:val="1F2A30"/>
+          <w:sz w:val="24"/>
+          <w:szCs w:val="24"/>
+        </w:rPr>
+        <w:t xml:space="preserve">Bloque 4. Antes de entregar</w:t>
+      </w:r>
+    </w:p>
+    <w:p>
+      <w:pPr>
+        <w:spacing w:after="80"/>
+        <w:ind w:left="360" w:hanging="360"/>
+      </w:pPr>
+      <w:r>
+        <w:rPr>
+          <w:rFonts w:ascii="Calibri" w:cs="Calibri" w:eastAsia="Calibri" w:hAnsi="Calibri"/>
+          <w:sz w:val="22"/>
+          <w:szCs w:val="22"/>
+        </w:rPr>
+        <w:t xml:space="preserve">☐	</w:t>
+      </w:r>
+      <w:r>
+        <w:rPr>
+          <w:rFonts w:ascii="Calibri" w:cs="Calibri" w:eastAsia="Calibri" w:hAnsi="Calibri"/>
+          <w:sz w:val="22"/>
+          <w:szCs w:val="22"/>
+        </w:rPr>
+        <w:t xml:space="preserve">Hemos respondido a las preguntas que no supimos contestar en el intercambio.</w:t>
+      </w:r>
+    </w:p>
+    <w:p>
+      <w:pPr>
+        <w:spacing w:after="80"/>
+        <w:ind w:left="360" w:hanging="360"/>
+      </w:pPr>
+      <w:r>
+        <w:rPr>
+          <w:rFonts w:ascii="Calibri" w:cs="Calibri" w:eastAsia="Calibri" w:hAnsi="Calibri"/>
+          <w:sz w:val="22"/>
+          <w:szCs w:val="22"/>
+        </w:rPr>
+        <w:t xml:space="preserve">☐	</w:t>
+      </w:r>
+      <w:r>
+        <w:rPr>
+          <w:rFonts w:ascii="Calibri" w:cs="Calibri" w:eastAsia="Calibri" w:hAnsi="Calibri"/>
+          <w:sz w:val="22"/>
+          <w:szCs w:val="22"/>
+        </w:rPr>
+        <w:t xml:space="preserve">Hemos revisado cada apartado: qué sobra, qué falta y qué no es cierto.</w:t>
+      </w:r>
+    </w:p>
+    <w:p>
+      <w:pPr>
+        <w:spacing w:after="80"/>
+        <w:ind w:left="360" w:hanging="360"/>
+      </w:pPr>
+      <w:r>
+        <w:rPr>
+          <w:rFonts w:ascii="Calibri" w:cs="Calibri" w:eastAsia="Calibri" w:hAnsi="Calibri"/>
+          <w:sz w:val="22"/>
+          <w:szCs w:val="22"/>
+        </w:rPr>
+        <w:t xml:space="preserve">☐	</w:t>
+      </w:r>
+      <w:r>
+        <w:rPr>
+          <w:rFonts w:ascii="Calibri" w:cs="Calibri" w:eastAsia="Calibri" w:hAnsi="Calibri"/>
+          <w:sz w:val="22"/>
+          <w:szCs w:val="22"/>
+        </w:rPr>
+        <w:t xml:space="preserve">Los dos indicadores explican cómo se mide, no qué resultado se conseguirá.</w:t>
+      </w:r>
+    </w:p>
+    <w:p>
+      <w:pPr>
+        <w:spacing w:after="80"/>
+        <w:ind w:left="360" w:hanging="360"/>
+      </w:pPr>
+      <w:r>
+        <w:rPr>
+          <w:rFonts w:ascii="Calibri" w:cs="Calibri" w:eastAsia="Calibri" w:hAnsi="Calibri"/>
+          <w:sz w:val="22"/>
+          <w:szCs w:val="22"/>
+        </w:rPr>
+        <w:t xml:space="preserve">☐	</w:t>
+      </w:r>
+      <w:r>
+        <w:rPr>
+          <w:rFonts w:ascii="Calibri" w:cs="Calibri" w:eastAsia="Calibri" w:hAnsi="Calibri"/>
+          <w:sz w:val="22"/>
+          <w:szCs w:val="22"/>
+        </w:rPr>
+        <w:t xml:space="preserve">Cada riesgo tiene su medida preventiva.</w:t>
+      </w:r>
+    </w:p>
+    <w:p>
+      <w:pPr>
+        <w:spacing w:after="80"/>
+        <w:ind w:left="360" w:hanging="360"/>
+      </w:pPr>
+      <w:r>
+        <w:rPr>
+          <w:rFonts w:ascii="Calibri" w:cs="Calibri" w:eastAsia="Calibri" w:hAnsi="Calibri"/>
+          <w:sz w:val="22"/>
+          <w:szCs w:val="22"/>
+        </w:rPr>
+        <w:t xml:space="preserve">☐	</w:t>
+      </w:r>
+      <w:r>
+        <w:rPr>
+          <w:rFonts w:ascii="Calibri" w:cs="Calibri" w:eastAsia="Calibri" w:hAnsi="Calibri"/>
+          <w:sz w:val="22"/>
+          <w:szCs w:val="22"/>
+        </w:rPr>
+        <w:t xml:space="preserve">Está claro qué actividades requieren supervisión humana.</w:t>
+      </w:r>
+    </w:p>
+    <w:p>
+      <w:pPr>
+        <w:spacing w:after="80"/>
+        <w:ind w:left="360" w:hanging="360"/>
+      </w:pPr>
+      <w:r>
+        <w:rPr>
+          <w:rFonts w:ascii="Calibri" w:cs="Calibri" w:eastAsia="Calibri" w:hAnsi="Calibri"/>
+          <w:sz w:val="22"/>
+          <w:szCs w:val="22"/>
+        </w:rPr>
+        <w:t xml:space="preserve">☐	</w:t>
+      </w:r>
+      <w:r>
+        <w:rPr>
+          <w:rFonts w:ascii="Calibri" w:cs="Calibri" w:eastAsia="Calibri" w:hAnsi="Calibri"/>
+          <w:sz w:val="22"/>
+          <w:szCs w:val="22"/>
+        </w:rPr>
+        <w:t xml:space="preserve">No hay datos personales ni confidenciales.</w:t>
+      </w:r>
+    </w:p>
+    <w:p>
+      <w:pPr>
+        <w:spacing w:after="80"/>
+        <w:ind w:left="360" w:hanging="360"/>
+      </w:pPr>
+      <w:r>
+        <w:rPr>
+          <w:rFonts w:ascii="Calibri" w:cs="Calibri" w:eastAsia="Calibri" w:hAnsi="Calibri"/>
+          <w:sz w:val="22"/>
+          <w:szCs w:val="22"/>
+        </w:rPr>
+        <w:t xml:space="preserve">☐	</w:t>
+      </w:r>
+      <w:r>
+        <w:rPr>
+          <w:rFonts w:ascii="Calibri" w:cs="Calibri" w:eastAsia="Calibri" w:hAnsi="Calibri"/>
+          <w:sz w:val="22"/>
+          <w:szCs w:val="22"/>
+        </w:rPr>
+        <w:t xml:space="preserve">El documento ocupa como máximo dos páginas.</w:t>
+      </w:r>
+    </w:p>
     <w:sectPr>
       <w:headerReference w:type="default" r:id="rId6"/>
       <w:footerReference w:type="default" r:id="rId7"/>
@@ -2533,7 +3112,7 @@
         <w:sz w:val="16"/>
         <w:szCs w:val="16"/>
       </w:rPr>
-      <w:t xml:space="preserve">Bloque 4 · Documento del proyecto</w:t>
+      <w:t xml:space="preserve">Documento del proyecto · Bloques 3 y 4</w:t>
     </w:r>
   </w:p>
 </w:hdr>

--- a/plantillas/documento_proyecto.docx
+++ b/plantillas/documento_proyecto.docx
@@ -228,7 +228,7 @@
                 <w:sz w:val="20"/>
                 <w:szCs w:val="20"/>
               </w:rPr>
-              <w:t xml:space="preserve">Un nombre corto que diga qué es. Por ejemplo: Sistema de seguimiento de solicitudes.</w:t>
+              <w:t xml:space="preserve">Un nombre corto que diga qué es. Por ejemplo, en la peluquería: Reserva y recordatorio de citas.</w:t>
             </w:r>
           </w:p>
         </w:tc>
